--- a/Bai2.docx
+++ b/Bai2.docx
@@ -19,29 +19,8 @@
       </w:r>
     </w:p>
     <w:p>
-      <w:proofErr w:type="spellStart"/>
       <w:r>
-        <w:t>Bước</w:t>
-      </w:r>
-      <w:proofErr w:type="spellEnd"/>
-      <w:r>
-        <w:t xml:space="preserve"> 1. </w:t>
-      </w:r>
-      <w:proofErr w:type="spellStart"/>
-      <w:r>
-        <w:t>Viết</w:t>
-      </w:r>
-      <w:proofErr w:type="spellEnd"/>
-      <w:r>
-        <w:t xml:space="preserve"> User Story </w:t>
-      </w:r>
-      <w:proofErr w:type="spellStart"/>
-      <w:r>
-        <w:t>cho</w:t>
-      </w:r>
-      <w:proofErr w:type="spellEnd"/>
-      <w:r>
-        <w:t xml:space="preserve"> R5</w:t>
+        <w:t>Bước 1. Viết User Story cho R5</w:t>
       </w:r>
     </w:p>
     <w:p>
@@ -53,215 +32,7 @@
         </w:numPr>
       </w:pPr>
       <w:r>
-        <w:t xml:space="preserve">User Story: </w:t>
-      </w:r>
-      <w:proofErr w:type="spellStart"/>
-      <w:r>
-        <w:t>Là</w:t>
-      </w:r>
-      <w:proofErr w:type="spellEnd"/>
-      <w:r>
-        <w:t xml:space="preserve"> </w:t>
-      </w:r>
-      <w:proofErr w:type="spellStart"/>
-      <w:r>
-        <w:t>một</w:t>
-      </w:r>
-      <w:proofErr w:type="spellEnd"/>
-      <w:r>
-        <w:t xml:space="preserve"> </w:t>
-      </w:r>
-      <w:proofErr w:type="spellStart"/>
-      <w:r>
-        <w:t>quản</w:t>
-      </w:r>
-      <w:proofErr w:type="spellEnd"/>
-      <w:r>
-        <w:t xml:space="preserve"> </w:t>
-      </w:r>
-      <w:proofErr w:type="spellStart"/>
-      <w:r>
-        <w:t>lý</w:t>
-      </w:r>
-      <w:proofErr w:type="spellEnd"/>
-      <w:r>
-        <w:t xml:space="preserve"> </w:t>
-      </w:r>
-      <w:proofErr w:type="spellStart"/>
-      <w:r>
-        <w:t>phòng</w:t>
-      </w:r>
-      <w:proofErr w:type="spellEnd"/>
-      <w:r>
-        <w:t xml:space="preserve"> </w:t>
-      </w:r>
-      <w:proofErr w:type="spellStart"/>
-      <w:r>
-        <w:t>khám</w:t>
-      </w:r>
-      <w:proofErr w:type="spellEnd"/>
-      <w:r>
-        <w:t xml:space="preserve">, </w:t>
-      </w:r>
-      <w:proofErr w:type="spellStart"/>
-      <w:r>
-        <w:t>tôi</w:t>
-      </w:r>
-      <w:proofErr w:type="spellEnd"/>
-      <w:r>
-        <w:t xml:space="preserve"> </w:t>
-      </w:r>
-      <w:proofErr w:type="spellStart"/>
-      <w:r>
-        <w:t>muốn</w:t>
-      </w:r>
-      <w:proofErr w:type="spellEnd"/>
-      <w:r>
-        <w:t xml:space="preserve"> </w:t>
-      </w:r>
-      <w:proofErr w:type="spellStart"/>
-      <w:r>
-        <w:t>tự</w:t>
-      </w:r>
-      <w:proofErr w:type="spellEnd"/>
-      <w:r>
-        <w:t xml:space="preserve"> </w:t>
-      </w:r>
-      <w:proofErr w:type="spellStart"/>
-      <w:r>
-        <w:t>cập</w:t>
-      </w:r>
-      <w:proofErr w:type="spellEnd"/>
-      <w:r>
-        <w:t xml:space="preserve"> </w:t>
-      </w:r>
-      <w:proofErr w:type="spellStart"/>
-      <w:r>
-        <w:t>nhật</w:t>
-      </w:r>
-      <w:proofErr w:type="spellEnd"/>
-      <w:r>
-        <w:t xml:space="preserve"> </w:t>
-      </w:r>
-      <w:proofErr w:type="spellStart"/>
-      <w:r>
-        <w:t>giá</w:t>
-      </w:r>
-      <w:proofErr w:type="spellEnd"/>
-      <w:r>
-        <w:t xml:space="preserve"> </w:t>
-      </w:r>
-      <w:proofErr w:type="spellStart"/>
-      <w:r>
-        <w:t>các</w:t>
-      </w:r>
-      <w:proofErr w:type="spellEnd"/>
-      <w:r>
-        <w:t xml:space="preserve"> </w:t>
-      </w:r>
-      <w:proofErr w:type="spellStart"/>
-      <w:r>
-        <w:t>gói</w:t>
-      </w:r>
-      <w:proofErr w:type="spellEnd"/>
-      <w:r>
-        <w:t xml:space="preserve"> </w:t>
-      </w:r>
-      <w:proofErr w:type="spellStart"/>
-      <w:r>
-        <w:t>khám</w:t>
-      </w:r>
-      <w:proofErr w:type="spellEnd"/>
-      <w:r>
-        <w:t xml:space="preserve">, </w:t>
-      </w:r>
-      <w:proofErr w:type="spellStart"/>
-      <w:r>
-        <w:t>để</w:t>
-      </w:r>
-      <w:proofErr w:type="spellEnd"/>
-      <w:r>
-        <w:t xml:space="preserve"> </w:t>
-      </w:r>
-      <w:proofErr w:type="spellStart"/>
-      <w:r>
-        <w:t>chủ</w:t>
-      </w:r>
-      <w:proofErr w:type="spellEnd"/>
-      <w:r>
-        <w:t xml:space="preserve"> </w:t>
-      </w:r>
-      <w:proofErr w:type="spellStart"/>
-      <w:r>
-        <w:t>động</w:t>
-      </w:r>
-      <w:proofErr w:type="spellEnd"/>
-      <w:r>
-        <w:t xml:space="preserve"> </w:t>
-      </w:r>
-      <w:proofErr w:type="spellStart"/>
-      <w:r>
-        <w:t>điều</w:t>
-      </w:r>
-      <w:proofErr w:type="spellEnd"/>
-      <w:r>
-        <w:t xml:space="preserve"> </w:t>
-      </w:r>
-      <w:proofErr w:type="spellStart"/>
-      <w:r>
-        <w:t>chỉnh</w:t>
-      </w:r>
-      <w:proofErr w:type="spellEnd"/>
-      <w:r>
-        <w:t xml:space="preserve"> </w:t>
-      </w:r>
-      <w:proofErr w:type="spellStart"/>
-      <w:r>
-        <w:t>giá</w:t>
-      </w:r>
-      <w:proofErr w:type="spellEnd"/>
-      <w:r>
-        <w:t xml:space="preserve"> </w:t>
-      </w:r>
-      <w:proofErr w:type="spellStart"/>
-      <w:r>
-        <w:t>mà</w:t>
-      </w:r>
-      <w:proofErr w:type="spellEnd"/>
-      <w:r>
-        <w:t xml:space="preserve"> </w:t>
-      </w:r>
-      <w:proofErr w:type="spellStart"/>
-      <w:r>
-        <w:t>không</w:t>
-      </w:r>
-      <w:proofErr w:type="spellEnd"/>
-      <w:r>
-        <w:t xml:space="preserve"> </w:t>
-      </w:r>
-      <w:proofErr w:type="spellStart"/>
-      <w:r>
-        <w:t>cần</w:t>
-      </w:r>
-      <w:proofErr w:type="spellEnd"/>
-      <w:r>
-        <w:t xml:space="preserve"> </w:t>
-      </w:r>
-      <w:proofErr w:type="spellStart"/>
-      <w:r>
-        <w:t>thông</w:t>
-      </w:r>
-      <w:proofErr w:type="spellEnd"/>
-      <w:r>
-        <w:t xml:space="preserve"> qua admin </w:t>
-      </w:r>
-      <w:proofErr w:type="spellStart"/>
-      <w:r>
-        <w:t>RikkeiCare</w:t>
-      </w:r>
-      <w:proofErr w:type="spellEnd"/>
-      <w:r>
-        <w:t>.</w:t>
+        <w:t>User Story: Là một quản lý phòng khám, tôi muốn tự cập nhật giá các gói khám, để chủ động điều chỉnh giá mà không cần thông qua admin RikkeiCare.</w:t>
       </w:r>
     </w:p>
     <w:p>
@@ -272,220 +43,18 @@
           <w:numId w:val="18"/>
         </w:numPr>
       </w:pPr>
-      <w:proofErr w:type="spellStart"/>
       <w:r>
-        <w:t>Giải</w:t>
-      </w:r>
-      <w:proofErr w:type="spellEnd"/>
-      <w:r>
-        <w:t xml:space="preserve"> </w:t>
-      </w:r>
-      <w:proofErr w:type="spellStart"/>
-      <w:r>
-        <w:t>thích</w:t>
-      </w:r>
-      <w:proofErr w:type="spellEnd"/>
-      <w:r>
-        <w:t xml:space="preserve">: Quản </w:t>
-      </w:r>
-      <w:proofErr w:type="spellStart"/>
-      <w:r>
-        <w:t>lý</w:t>
-      </w:r>
-      <w:proofErr w:type="spellEnd"/>
-      <w:r>
-        <w:t xml:space="preserve"> </w:t>
-      </w:r>
-      <w:proofErr w:type="spellStart"/>
-      <w:r>
-        <w:t>phòng</w:t>
-      </w:r>
-      <w:proofErr w:type="spellEnd"/>
-      <w:r>
-        <w:t xml:space="preserve"> </w:t>
-      </w:r>
-      <w:proofErr w:type="spellStart"/>
-      <w:r>
-        <w:t>khám</w:t>
-      </w:r>
-      <w:proofErr w:type="spellEnd"/>
-      <w:r>
-        <w:t xml:space="preserve"> </w:t>
-      </w:r>
-      <w:proofErr w:type="spellStart"/>
-      <w:r>
-        <w:t>là</w:t>
-      </w:r>
-      <w:proofErr w:type="spellEnd"/>
-      <w:r>
-        <w:t xml:space="preserve"> </w:t>
-      </w:r>
-      <w:proofErr w:type="spellStart"/>
-      <w:r>
-        <w:t>người</w:t>
-      </w:r>
-      <w:proofErr w:type="spellEnd"/>
-      <w:r>
-        <w:t xml:space="preserve"> </w:t>
-      </w:r>
-      <w:proofErr w:type="spellStart"/>
-      <w:r>
-        <w:t>trực</w:t>
-      </w:r>
-      <w:proofErr w:type="spellEnd"/>
-      <w:r>
-        <w:t xml:space="preserve"> </w:t>
-      </w:r>
-      <w:proofErr w:type="spellStart"/>
-      <w:r>
-        <w:t>tiếp</w:t>
-      </w:r>
-      <w:proofErr w:type="spellEnd"/>
-      <w:r>
-        <w:t xml:space="preserve"> </w:t>
-      </w:r>
-      <w:proofErr w:type="spellStart"/>
-      <w:r>
-        <w:t>có</w:t>
-      </w:r>
-      <w:proofErr w:type="spellEnd"/>
-      <w:r>
-        <w:t xml:space="preserve"> </w:t>
-      </w:r>
-      <w:proofErr w:type="spellStart"/>
-      <w:r>
-        <w:t>nhu</w:t>
-      </w:r>
-      <w:proofErr w:type="spellEnd"/>
-      <w:r>
-        <w:t xml:space="preserve"> </w:t>
-      </w:r>
-      <w:proofErr w:type="spellStart"/>
-      <w:r>
-        <w:t>cầu</w:t>
-      </w:r>
-      <w:proofErr w:type="spellEnd"/>
-      <w:r>
-        <w:t xml:space="preserve"> </w:t>
-      </w:r>
-      <w:proofErr w:type="spellStart"/>
-      <w:r>
-        <w:t>thay</w:t>
-      </w:r>
-      <w:proofErr w:type="spellEnd"/>
-      <w:r>
-        <w:t xml:space="preserve"> </w:t>
-      </w:r>
-      <w:proofErr w:type="spellStart"/>
-      <w:r>
-        <w:t>đổi</w:t>
-      </w:r>
-      <w:proofErr w:type="spellEnd"/>
-      <w:r>
-        <w:t xml:space="preserve"> </w:t>
-      </w:r>
-      <w:proofErr w:type="spellStart"/>
-      <w:r>
-        <w:t>giá</w:t>
-      </w:r>
-      <w:proofErr w:type="spellEnd"/>
-      <w:r>
-        <w:t xml:space="preserve">, </w:t>
-      </w:r>
-      <w:proofErr w:type="spellStart"/>
-      <w:r>
-        <w:t>còn</w:t>
-      </w:r>
-      <w:proofErr w:type="spellEnd"/>
-      <w:r>
-        <w:t xml:space="preserve"> admin </w:t>
-      </w:r>
-      <w:proofErr w:type="spellStart"/>
-      <w:r>
-        <w:t>RikkeiCare</w:t>
-      </w:r>
-      <w:proofErr w:type="spellEnd"/>
-      <w:r>
-        <w:t xml:space="preserve"> </w:t>
-      </w:r>
-      <w:proofErr w:type="spellStart"/>
-      <w:r>
-        <w:t>chỉ</w:t>
-      </w:r>
-      <w:proofErr w:type="spellEnd"/>
-      <w:r>
-        <w:t xml:space="preserve"> </w:t>
-      </w:r>
-      <w:proofErr w:type="spellStart"/>
-      <w:r>
-        <w:t>hỗ</w:t>
-      </w:r>
-      <w:proofErr w:type="spellEnd"/>
-      <w:r>
-        <w:t xml:space="preserve"> </w:t>
-      </w:r>
-      <w:proofErr w:type="spellStart"/>
-      <w:r>
-        <w:t>trợ</w:t>
-      </w:r>
-      <w:proofErr w:type="spellEnd"/>
-      <w:r>
-        <w:t xml:space="preserve"> </w:t>
-      </w:r>
-      <w:proofErr w:type="spellStart"/>
-      <w:r>
-        <w:t>cập</w:t>
-      </w:r>
-      <w:proofErr w:type="spellEnd"/>
-      <w:r>
-        <w:t xml:space="preserve"> </w:t>
-      </w:r>
-      <w:proofErr w:type="spellStart"/>
-      <w:r>
-        <w:t>nhật</w:t>
-      </w:r>
-      <w:proofErr w:type="spellEnd"/>
-      <w:r>
-        <w:t xml:space="preserve"> </w:t>
-      </w:r>
-      <w:proofErr w:type="spellStart"/>
-      <w:r>
-        <w:t>hộ</w:t>
-      </w:r>
-      <w:proofErr w:type="spellEnd"/>
-      <w:r>
-        <w:t>.</w:t>
-      </w:r>
-    </w:p>
-    <w:p>
-      <w:proofErr w:type="spellStart"/>
-      <w:r>
-        <w:t>Bước</w:t>
-      </w:r>
-      <w:proofErr w:type="spellEnd"/>
-      <w:r>
-        <w:t xml:space="preserve"> 2. </w:t>
-      </w:r>
-      <w:proofErr w:type="spellStart"/>
-      <w:r>
-        <w:t>Viết</w:t>
-      </w:r>
-      <w:proofErr w:type="spellEnd"/>
-      <w:r>
-        <w:t xml:space="preserve"> Acceptance Criteria</w:t>
+        <w:t>Giải thích: Quản lý phòng khám là người trực tiếp có nhu cầu thay đổi giá, còn admin RikkeiCare chỉ hỗ trợ cập nhật hộ.</w:t>
       </w:r>
     </w:p>
     <w:p>
       <w:r>
-        <w:t xml:space="preserve">AC 1 – Thành </w:t>
+        <w:t>Bước 2. Viết Acceptance Criteria</w:t>
       </w:r>
-      <w:proofErr w:type="spellStart"/>
+    </w:p>
+    <w:p>
       <w:r>
-        <w:t>công</w:t>
-      </w:r>
-      <w:proofErr w:type="spellEnd"/>
-      <w:r>
-        <w:t>:</w:t>
+        <w:t>AC 1 – Thành công:</w:t>
       </w:r>
     </w:p>
     <w:p>
@@ -496,55 +65,7 @@
         </w:numPr>
       </w:pPr>
       <w:r>
-        <w:t xml:space="preserve">Given: Quản </w:t>
-      </w:r>
-      <w:proofErr w:type="spellStart"/>
-      <w:r>
-        <w:t>lý</w:t>
-      </w:r>
-      <w:proofErr w:type="spellEnd"/>
-      <w:r>
-        <w:t xml:space="preserve"> </w:t>
-      </w:r>
-      <w:proofErr w:type="spellStart"/>
-      <w:r>
-        <w:t>phòng</w:t>
-      </w:r>
-      <w:proofErr w:type="spellEnd"/>
-      <w:r>
-        <w:t xml:space="preserve"> </w:t>
-      </w:r>
-      <w:proofErr w:type="spellStart"/>
-      <w:r>
-        <w:t>khám</w:t>
-      </w:r>
-      <w:proofErr w:type="spellEnd"/>
-      <w:r>
-        <w:t xml:space="preserve"> </w:t>
-      </w:r>
-      <w:proofErr w:type="spellStart"/>
-      <w:r>
-        <w:t>đã</w:t>
-      </w:r>
-      <w:proofErr w:type="spellEnd"/>
-      <w:r>
-        <w:t xml:space="preserve"> </w:t>
-      </w:r>
-      <w:proofErr w:type="spellStart"/>
-      <w:r>
-        <w:t>đăng</w:t>
-      </w:r>
-      <w:proofErr w:type="spellEnd"/>
-      <w:r>
-        <w:t xml:space="preserve"> </w:t>
-      </w:r>
-      <w:proofErr w:type="spellStart"/>
-      <w:r>
-        <w:t>nhập</w:t>
-      </w:r>
-      <w:proofErr w:type="spellEnd"/>
-      <w:r>
-        <w:t>.</w:t>
+        <w:t>Given: Quản lý phòng khám đã đăng nhập.</w:t>
       </w:r>
     </w:p>
     <w:p>
@@ -555,55 +76,7 @@
         </w:numPr>
       </w:pPr>
       <w:r>
-        <w:t xml:space="preserve">When: Nhập </w:t>
-      </w:r>
-      <w:proofErr w:type="spellStart"/>
-      <w:r>
-        <w:t>giá</w:t>
-      </w:r>
-      <w:proofErr w:type="spellEnd"/>
-      <w:r>
-        <w:t xml:space="preserve"> </w:t>
-      </w:r>
-      <w:proofErr w:type="spellStart"/>
-      <w:r>
-        <w:t>mới</w:t>
-      </w:r>
-      <w:proofErr w:type="spellEnd"/>
-      <w:r>
-        <w:t xml:space="preserve"> </w:t>
-      </w:r>
-      <w:proofErr w:type="spellStart"/>
-      <w:r>
-        <w:t>hợp</w:t>
-      </w:r>
-      <w:proofErr w:type="spellEnd"/>
-      <w:r>
-        <w:t xml:space="preserve"> </w:t>
-      </w:r>
-      <w:proofErr w:type="spellStart"/>
-      <w:r>
-        <w:t>lệ</w:t>
-      </w:r>
-      <w:proofErr w:type="spellEnd"/>
-      <w:r>
-        <w:t xml:space="preserve"> </w:t>
-      </w:r>
-      <w:proofErr w:type="spellStart"/>
-      <w:r>
-        <w:t>và</w:t>
-      </w:r>
-      <w:proofErr w:type="spellEnd"/>
-      <w:r>
-        <w:t xml:space="preserve"> </w:t>
-      </w:r>
-      <w:proofErr w:type="spellStart"/>
-      <w:r>
-        <w:t>nhấn</w:t>
-      </w:r>
-      <w:proofErr w:type="spellEnd"/>
-      <w:r>
-        <w:t xml:space="preserve"> "Lưu".</w:t>
+        <w:t>When: Nhập giá mới hợp lệ và nhấn "Lưu".</w:t>
       </w:r>
     </w:p>
     <w:p>
@@ -614,148 +87,12 @@
         </w:numPr>
       </w:pPr>
       <w:r>
-        <w:t xml:space="preserve">Then: </w:t>
-      </w:r>
-      <w:proofErr w:type="spellStart"/>
-      <w:r>
-        <w:t>Hệ</w:t>
-      </w:r>
-      <w:proofErr w:type="spellEnd"/>
-      <w:r>
-        <w:t xml:space="preserve"> </w:t>
-      </w:r>
-      <w:proofErr w:type="spellStart"/>
-      <w:r>
-        <w:t>thống</w:t>
-      </w:r>
-      <w:proofErr w:type="spellEnd"/>
-      <w:r>
-        <w:t xml:space="preserve"> </w:t>
-      </w:r>
-      <w:proofErr w:type="spellStart"/>
-      <w:r>
-        <w:t>lưu</w:t>
-      </w:r>
-      <w:proofErr w:type="spellEnd"/>
-      <w:r>
-        <w:t xml:space="preserve"> </w:t>
-      </w:r>
-      <w:proofErr w:type="spellStart"/>
-      <w:r>
-        <w:t>giá</w:t>
-      </w:r>
-      <w:proofErr w:type="spellEnd"/>
-      <w:r>
-        <w:t xml:space="preserve"> </w:t>
-      </w:r>
-      <w:proofErr w:type="spellStart"/>
-      <w:r>
-        <w:t>mới</w:t>
-      </w:r>
-      <w:proofErr w:type="spellEnd"/>
-      <w:r>
-        <w:t xml:space="preserve">, </w:t>
-      </w:r>
-      <w:proofErr w:type="spellStart"/>
-      <w:r>
-        <w:t>hiển</w:t>
-      </w:r>
-      <w:proofErr w:type="spellEnd"/>
-      <w:r>
-        <w:t xml:space="preserve"> </w:t>
-      </w:r>
-      <w:proofErr w:type="spellStart"/>
-      <w:r>
-        <w:t>thị</w:t>
-      </w:r>
-      <w:proofErr w:type="spellEnd"/>
-      <w:r>
-        <w:t xml:space="preserve"> </w:t>
-      </w:r>
-      <w:proofErr w:type="spellStart"/>
-      <w:r>
-        <w:t>giá</w:t>
-      </w:r>
-      <w:proofErr w:type="spellEnd"/>
-      <w:r>
-        <w:t xml:space="preserve"> </w:t>
-      </w:r>
-      <w:proofErr w:type="spellStart"/>
-      <w:r>
-        <w:t>đã</w:t>
-      </w:r>
-      <w:proofErr w:type="spellEnd"/>
-      <w:r>
-        <w:t xml:space="preserve"> </w:t>
-      </w:r>
-      <w:proofErr w:type="spellStart"/>
-      <w:r>
-        <w:t>cập</w:t>
-      </w:r>
-      <w:proofErr w:type="spellEnd"/>
-      <w:r>
-        <w:t xml:space="preserve"> </w:t>
-      </w:r>
-      <w:proofErr w:type="spellStart"/>
-      <w:r>
-        <w:t>nhật</w:t>
-      </w:r>
-      <w:proofErr w:type="spellEnd"/>
-      <w:r>
-        <w:t xml:space="preserve"> </w:t>
-      </w:r>
-      <w:proofErr w:type="spellStart"/>
-      <w:r>
-        <w:t>và</w:t>
-      </w:r>
-      <w:proofErr w:type="spellEnd"/>
-      <w:r>
-        <w:t xml:space="preserve"> </w:t>
-      </w:r>
-      <w:proofErr w:type="spellStart"/>
-      <w:r>
-        <w:t>thông</w:t>
-      </w:r>
-      <w:proofErr w:type="spellEnd"/>
-      <w:r>
-        <w:t xml:space="preserve"> </w:t>
-      </w:r>
-      <w:proofErr w:type="spellStart"/>
-      <w:r>
-        <w:t>báo</w:t>
-      </w:r>
-      <w:proofErr w:type="spellEnd"/>
-      <w:r>
-        <w:t xml:space="preserve"> </w:t>
-      </w:r>
-      <w:proofErr w:type="spellStart"/>
-      <w:r>
-        <w:t>thành</w:t>
-      </w:r>
-      <w:proofErr w:type="spellEnd"/>
-      <w:r>
-        <w:t xml:space="preserve"> </w:t>
-      </w:r>
-      <w:proofErr w:type="spellStart"/>
-      <w:r>
-        <w:t>công</w:t>
-      </w:r>
-      <w:proofErr w:type="spellEnd"/>
-      <w:r>
-        <w:t>.</w:t>
+        <w:t>Then: Hệ thống lưu giá mới, hiển thị giá đã cập nhật và thông báo thành công.</w:t>
       </w:r>
     </w:p>
     <w:p>
       <w:r>
-        <w:t xml:space="preserve">AC 2 – Thất </w:t>
-      </w:r>
-      <w:proofErr w:type="spellStart"/>
-      <w:r>
-        <w:t>bại</w:t>
-      </w:r>
-      <w:proofErr w:type="spellEnd"/>
-      <w:r>
-        <w:t>:</w:t>
+        <w:t>AC 2 – Thất bại:</w:t>
       </w:r>
     </w:p>
     <w:p>
@@ -766,39 +103,7 @@
         </w:numPr>
       </w:pPr>
       <w:r>
-        <w:t xml:space="preserve">Given: Quản </w:t>
-      </w:r>
-      <w:proofErr w:type="spellStart"/>
-      <w:r>
-        <w:t>lý</w:t>
-      </w:r>
-      <w:proofErr w:type="spellEnd"/>
-      <w:r>
-        <w:t xml:space="preserve"> </w:t>
-      </w:r>
-      <w:proofErr w:type="spellStart"/>
-      <w:r>
-        <w:t>để</w:t>
-      </w:r>
-      <w:proofErr w:type="spellEnd"/>
-      <w:r>
-        <w:t xml:space="preserve"> </w:t>
-      </w:r>
-      <w:proofErr w:type="spellStart"/>
-      <w:r>
-        <w:t>trống</w:t>
-      </w:r>
-      <w:proofErr w:type="spellEnd"/>
-      <w:r>
-        <w:t xml:space="preserve"> ô </w:t>
-      </w:r>
-      <w:proofErr w:type="spellStart"/>
-      <w:r>
-        <w:t>giá</w:t>
-      </w:r>
-      <w:proofErr w:type="spellEnd"/>
-      <w:r>
-        <w:t>.</w:t>
+        <w:t>Given: Quản lý để trống ô giá.</w:t>
       </w:r>
     </w:p>
     <w:p>
@@ -809,15 +114,7 @@
         </w:numPr>
       </w:pPr>
       <w:r>
-        <w:t xml:space="preserve">When: </w:t>
-      </w:r>
-      <w:proofErr w:type="spellStart"/>
-      <w:r>
-        <w:t>Nhấn</w:t>
-      </w:r>
-      <w:proofErr w:type="spellEnd"/>
-      <w:r>
-        <w:t xml:space="preserve"> "Lưu".</w:t>
+        <w:t>When: Nhấn "Lưu".</w:t>
       </w:r>
     </w:p>
     <w:p>
@@ -828,219 +125,17 @@
         </w:numPr>
       </w:pPr>
       <w:r>
-        <w:t xml:space="preserve">Then: </w:t>
-      </w:r>
-      <w:proofErr w:type="spellStart"/>
-      <w:r>
-        <w:t>Hệ</w:t>
-      </w:r>
-      <w:proofErr w:type="spellEnd"/>
-      <w:r>
-        <w:t xml:space="preserve"> </w:t>
-      </w:r>
-      <w:proofErr w:type="spellStart"/>
-      <w:r>
-        <w:t>thống</w:t>
-      </w:r>
-      <w:proofErr w:type="spellEnd"/>
-      <w:r>
-        <w:t xml:space="preserve"> </w:t>
-      </w:r>
-      <w:proofErr w:type="spellStart"/>
-      <w:r>
-        <w:t>thông</w:t>
-      </w:r>
-      <w:proofErr w:type="spellEnd"/>
-      <w:r>
-        <w:t xml:space="preserve"> </w:t>
-      </w:r>
-      <w:proofErr w:type="spellStart"/>
-      <w:r>
-        <w:t>báo</w:t>
-      </w:r>
-      <w:proofErr w:type="spellEnd"/>
-      <w:r>
-        <w:t xml:space="preserve"> "Vui </w:t>
-      </w:r>
-      <w:proofErr w:type="spellStart"/>
-      <w:r>
-        <w:t>lòng</w:t>
-      </w:r>
-      <w:proofErr w:type="spellEnd"/>
-      <w:r>
-        <w:t xml:space="preserve"> </w:t>
-      </w:r>
-      <w:proofErr w:type="spellStart"/>
-      <w:r>
-        <w:t>nhập</w:t>
-      </w:r>
-      <w:proofErr w:type="spellEnd"/>
-      <w:r>
-        <w:t xml:space="preserve"> </w:t>
-      </w:r>
-      <w:proofErr w:type="spellStart"/>
-      <w:r>
-        <w:t>giá</w:t>
-      </w:r>
-      <w:proofErr w:type="spellEnd"/>
-      <w:r>
-        <w:t xml:space="preserve">", </w:t>
-      </w:r>
-      <w:proofErr w:type="spellStart"/>
-      <w:r>
-        <w:t>không</w:t>
-      </w:r>
-      <w:proofErr w:type="spellEnd"/>
-      <w:r>
-        <w:t xml:space="preserve"> </w:t>
-      </w:r>
-      <w:proofErr w:type="spellStart"/>
-      <w:r>
-        <w:t>lưu</w:t>
-      </w:r>
-      <w:proofErr w:type="spellEnd"/>
-      <w:r>
-        <w:t xml:space="preserve"> </w:t>
-      </w:r>
-      <w:proofErr w:type="spellStart"/>
-      <w:r>
-        <w:t>thay</w:t>
-      </w:r>
-      <w:proofErr w:type="spellEnd"/>
-      <w:r>
-        <w:t xml:space="preserve"> </w:t>
-      </w:r>
-      <w:proofErr w:type="spellStart"/>
-      <w:r>
-        <w:t>đổi</w:t>
-      </w:r>
-      <w:proofErr w:type="spellEnd"/>
-      <w:r>
-        <w:t xml:space="preserve"> </w:t>
-      </w:r>
-      <w:proofErr w:type="spellStart"/>
-      <w:r>
-        <w:t>và</w:t>
-      </w:r>
-      <w:proofErr w:type="spellEnd"/>
-      <w:r>
-        <w:t xml:space="preserve"> </w:t>
-      </w:r>
-      <w:proofErr w:type="spellStart"/>
-      <w:r>
-        <w:t>giữ</w:t>
-      </w:r>
-      <w:proofErr w:type="spellEnd"/>
-      <w:r>
-        <w:t xml:space="preserve"> </w:t>
-      </w:r>
-      <w:proofErr w:type="spellStart"/>
-      <w:r>
-        <w:t>nguyên</w:t>
-      </w:r>
-      <w:proofErr w:type="spellEnd"/>
-      <w:r>
-        <w:t xml:space="preserve"> </w:t>
-      </w:r>
-      <w:proofErr w:type="spellStart"/>
-      <w:r>
-        <w:t>giá</w:t>
-      </w:r>
-      <w:proofErr w:type="spellEnd"/>
-      <w:r>
-        <w:t xml:space="preserve"> </w:t>
-      </w:r>
-      <w:proofErr w:type="spellStart"/>
-      <w:r>
-        <w:t>cũ</w:t>
-      </w:r>
-      <w:proofErr w:type="spellEnd"/>
-      <w:r>
-        <w:t>.</w:t>
+        <w:t>Then: Hệ thống thông báo "Vui lòng nhập giá", không lưu thay đổi và giữ nguyên giá cũ.</w:t>
       </w:r>
     </w:p>
     <w:p>
-      <w:proofErr w:type="spellStart"/>
       <w:r>
-        <w:t>Bước</w:t>
-      </w:r>
-      <w:proofErr w:type="spellEnd"/>
-      <w:r>
-        <w:t xml:space="preserve"> 3. </w:t>
-      </w:r>
-      <w:proofErr w:type="spellStart"/>
-      <w:r>
-        <w:t>Thẻ</w:t>
-      </w:r>
-      <w:proofErr w:type="spellEnd"/>
-      <w:r>
-        <w:t xml:space="preserve"> R5 </w:t>
-      </w:r>
-      <w:proofErr w:type="spellStart"/>
-      <w:r>
-        <w:t>đã</w:t>
-      </w:r>
-      <w:proofErr w:type="spellEnd"/>
-      <w:r>
-        <w:t xml:space="preserve"> </w:t>
-      </w:r>
-      <w:proofErr w:type="spellStart"/>
-      <w:r>
-        <w:t>sẵn</w:t>
-      </w:r>
-      <w:proofErr w:type="spellEnd"/>
-      <w:r>
-        <w:t xml:space="preserve"> </w:t>
-      </w:r>
-      <w:proofErr w:type="spellStart"/>
-      <w:r>
-        <w:t>sàng</w:t>
-      </w:r>
-      <w:proofErr w:type="spellEnd"/>
-      <w:r>
-        <w:t xml:space="preserve"> </w:t>
-      </w:r>
-      <w:proofErr w:type="spellStart"/>
-      <w:r>
-        <w:t>chưa</w:t>
-      </w:r>
-      <w:proofErr w:type="spellEnd"/>
-      <w:r>
-        <w:t>?</w:t>
+        <w:t>Bước 3. Thẻ R5 đã sẵn sàng chưa?</w:t>
       </w:r>
     </w:p>
     <w:p>
-      <w:proofErr w:type="spellStart"/>
       <w:r>
-        <w:t>Chưa</w:t>
-      </w:r>
-      <w:proofErr w:type="spellEnd"/>
-      <w:r>
-        <w:t xml:space="preserve"> </w:t>
-      </w:r>
-      <w:proofErr w:type="spellStart"/>
-      <w:r>
-        <w:t>sẵn</w:t>
-      </w:r>
-      <w:proofErr w:type="spellEnd"/>
-      <w:r>
-        <w:t xml:space="preserve"> </w:t>
-      </w:r>
-      <w:proofErr w:type="spellStart"/>
-      <w:r>
-        <w:t>sàng</w:t>
-      </w:r>
-      <w:proofErr w:type="spellEnd"/>
-      <w:r>
-        <w:t xml:space="preserve">, </w:t>
-      </w:r>
-      <w:proofErr w:type="spellStart"/>
-      <w:r>
-        <w:t>vì</w:t>
-      </w:r>
-      <w:proofErr w:type="spellEnd"/>
-      <w:r>
-        <w:t>:</w:t>
+        <w:t>Chưa sẵn sàng, vì:</w:t>
       </w:r>
     </w:p>
     <w:p>
@@ -1050,29 +145,8 @@
           <w:numId w:val="17"/>
         </w:numPr>
       </w:pPr>
-      <w:proofErr w:type="spellStart"/>
       <w:r>
-        <w:t>Có</w:t>
-      </w:r>
-      <w:proofErr w:type="spellEnd"/>
-      <w:r>
-        <w:t xml:space="preserve"> User Story </w:t>
-      </w:r>
-      <w:proofErr w:type="spellStart"/>
-      <w:r>
-        <w:t>đủ</w:t>
-      </w:r>
-      <w:proofErr w:type="spellEnd"/>
-      <w:r>
-        <w:t xml:space="preserve"> 3 </w:t>
-      </w:r>
-      <w:proofErr w:type="spellStart"/>
-      <w:r>
-        <w:t>vế</w:t>
-      </w:r>
-      <w:proofErr w:type="spellEnd"/>
-      <w:r>
-        <w:t>: Đạt.</w:t>
+        <w:t>Có User Story đủ 3 vế: Đạt.</w:t>
       </w:r>
     </w:p>
     <w:p>
@@ -1082,13 +156,8 @@
           <w:numId w:val="17"/>
         </w:numPr>
       </w:pPr>
-      <w:proofErr w:type="spellStart"/>
       <w:r>
-        <w:t>Có</w:t>
-      </w:r>
-      <w:proofErr w:type="spellEnd"/>
-      <w:r>
-        <w:t xml:space="preserve"> Acceptance Criteria: Đạt.</w:t>
+        <w:t>Có Acceptance Criteria: Đạt.</w:t>
       </w:r>
     </w:p>
     <w:p>
@@ -1098,53 +167,8 @@
           <w:numId w:val="17"/>
         </w:numPr>
       </w:pPr>
-      <w:proofErr w:type="spellStart"/>
       <w:r>
-        <w:t>Đã</w:t>
-      </w:r>
-      <w:proofErr w:type="spellEnd"/>
-      <w:r>
-        <w:t xml:space="preserve"> </w:t>
-      </w:r>
-      <w:proofErr w:type="spellStart"/>
-      <w:r>
-        <w:t>được</w:t>
-      </w:r>
-      <w:proofErr w:type="spellEnd"/>
-      <w:r>
-        <w:t xml:space="preserve"> </w:t>
-      </w:r>
-      <w:proofErr w:type="spellStart"/>
-      <w:r>
-        <w:t>ước</w:t>
-      </w:r>
-      <w:proofErr w:type="spellEnd"/>
-      <w:r>
-        <w:t xml:space="preserve"> </w:t>
-      </w:r>
-      <w:proofErr w:type="spellStart"/>
-      <w:r>
-        <w:t>lượng</w:t>
-      </w:r>
-      <w:proofErr w:type="spellEnd"/>
-      <w:r>
-        <w:t xml:space="preserve">: </w:t>
-      </w:r>
-      <w:proofErr w:type="spellStart"/>
-      <w:r>
-        <w:t>Chưa</w:t>
-      </w:r>
-      <w:proofErr w:type="spellEnd"/>
-      <w:r>
-        <w:t xml:space="preserve"> </w:t>
-      </w:r>
-      <w:proofErr w:type="spellStart"/>
-      <w:r>
-        <w:t>đạt</w:t>
-      </w:r>
-      <w:proofErr w:type="spellEnd"/>
-      <w:r>
-        <w:t>.</w:t>
+        <w:t>Đã được ước lượng: Chưa đạt.</w:t>
       </w:r>
     </w:p>
     <w:p>
@@ -1154,53 +178,8 @@
           <w:numId w:val="17"/>
         </w:numPr>
       </w:pPr>
-      <w:proofErr w:type="spellStart"/>
       <w:r>
-        <w:t>Đủ</w:t>
-      </w:r>
-      <w:proofErr w:type="spellEnd"/>
-      <w:r>
-        <w:t xml:space="preserve"> </w:t>
-      </w:r>
-      <w:proofErr w:type="spellStart"/>
-      <w:r>
-        <w:t>nhỏ</w:t>
-      </w:r>
-      <w:proofErr w:type="spellEnd"/>
-      <w:r>
-        <w:t xml:space="preserve"> </w:t>
-      </w:r>
-      <w:proofErr w:type="spellStart"/>
-      <w:r>
-        <w:t>trong</w:t>
-      </w:r>
-      <w:proofErr w:type="spellEnd"/>
-      <w:r>
-        <w:t xml:space="preserve"> 1 Sprint: </w:t>
-      </w:r>
-      <w:proofErr w:type="spellStart"/>
-      <w:r>
-        <w:t>Chưa</w:t>
-      </w:r>
-      <w:proofErr w:type="spellEnd"/>
-      <w:r>
-        <w:t xml:space="preserve"> </w:t>
-      </w:r>
-      <w:proofErr w:type="spellStart"/>
-      <w:r>
-        <w:t>xác</w:t>
-      </w:r>
-      <w:proofErr w:type="spellEnd"/>
-      <w:r>
-        <w:t xml:space="preserve"> </w:t>
-      </w:r>
-      <w:proofErr w:type="spellStart"/>
-      <w:r>
-        <w:t>nhận</w:t>
-      </w:r>
-      <w:proofErr w:type="spellEnd"/>
-      <w:r>
-        <w:t>.</w:t>
+        <w:t>Đủ nhỏ trong 1 Sprint: Chưa xác nhận.</w:t>
       </w:r>
     </w:p>
     <w:p>
@@ -1209,37 +188,8 @@
           <w:lang w:val="vi-VN"/>
         </w:rPr>
       </w:pPr>
-      <w:proofErr w:type="spellStart"/>
       <w:r>
-        <w:t>Bước</w:t>
-      </w:r>
-      <w:proofErr w:type="spellEnd"/>
-      <w:r>
-        <w:t xml:space="preserve"> 4. Hoàn </w:t>
-      </w:r>
-      <w:proofErr w:type="spellStart"/>
-      <w:r>
-        <w:t>thiện</w:t>
-      </w:r>
-      <w:proofErr w:type="spellEnd"/>
-      <w:r>
-        <w:t xml:space="preserve"> </w:t>
-      </w:r>
-      <w:proofErr w:type="spellStart"/>
-      <w:r>
-        <w:t>thẻ</w:t>
-      </w:r>
-      <w:proofErr w:type="spellEnd"/>
-      <w:r>
-        <w:t xml:space="preserve"> R5 </w:t>
-      </w:r>
-      <w:proofErr w:type="spellStart"/>
-      <w:r>
-        <w:t>trên</w:t>
-      </w:r>
-      <w:proofErr w:type="spellEnd"/>
-      <w:r>
-        <w:t xml:space="preserve"> Trello</w:t>
+        <w:t>Bước 4. Hoàn thiện thẻ R5 trên Trello</w:t>
       </w:r>
     </w:p>
     <w:tbl>
@@ -1302,19 +252,9 @@
                 <w:lang w:val="vi-VN"/>
               </w:rPr>
             </w:pPr>
-            <w:proofErr w:type="spellStart"/>
             <w:r>
-              <w:t>Tên</w:t>
+              <w:t>Tên thẻ</w:t>
             </w:r>
-            <w:proofErr w:type="spellEnd"/>
-            <w:r>
-              <w:t xml:space="preserve"> </w:t>
-            </w:r>
-            <w:proofErr w:type="spellStart"/>
-            <w:r>
-              <w:t>thẻ</w:t>
-            </w:r>
-            <w:proofErr w:type="spellEnd"/>
           </w:p>
         </w:tc>
         <w:tc>
@@ -1349,11 +289,9 @@
                 <w:lang w:val="vi-VN"/>
               </w:rPr>
             </w:pPr>
-            <w:proofErr w:type="spellStart"/>
             <w:r>
               <w:t>Nhãn</w:t>
             </w:r>
-            <w:proofErr w:type="spellEnd"/>
           </w:p>
         </w:tc>
         <w:tc>
@@ -1368,15 +306,7 @@
               </w:rPr>
             </w:pPr>
             <w:r>
-              <w:t xml:space="preserve">Xanh </w:t>
-            </w:r>
-            <w:proofErr w:type="spellStart"/>
-            <w:r>
-              <w:t>dương</w:t>
-            </w:r>
-            <w:proofErr w:type="spellEnd"/>
-            <w:r>
-              <w:t xml:space="preserve"> – Feature</w:t>
+              <w:t>Xanh dương – Feature</w:t>
             </w:r>
           </w:p>
         </w:tc>
@@ -1393,27 +323,9 @@
                 <w:lang w:val="vi-VN"/>
               </w:rPr>
             </w:pPr>
-            <w:proofErr w:type="spellStart"/>
             <w:r>
-              <w:t>Người</w:t>
+              <w:t>Người phụ trách</w:t>
             </w:r>
-            <w:proofErr w:type="spellEnd"/>
-            <w:r>
-              <w:t xml:space="preserve"> </w:t>
-            </w:r>
-            <w:proofErr w:type="spellStart"/>
-            <w:r>
-              <w:t>phụ</w:t>
-            </w:r>
-            <w:proofErr w:type="spellEnd"/>
-            <w:r>
-              <w:t xml:space="preserve"> </w:t>
-            </w:r>
-            <w:proofErr w:type="spellStart"/>
-            <w:r>
-              <w:t>trách</w:t>
-            </w:r>
-            <w:proofErr w:type="spellEnd"/>
           </w:p>
         </w:tc>
         <w:tc>
@@ -1428,93 +340,7 @@
               </w:rPr>
             </w:pPr>
             <w:r>
-              <w:t xml:space="preserve">Developer </w:t>
-            </w:r>
-            <w:proofErr w:type="spellStart"/>
-            <w:r>
-              <w:t>được</w:t>
-            </w:r>
-            <w:proofErr w:type="spellEnd"/>
-            <w:r>
-              <w:t xml:space="preserve"> </w:t>
-            </w:r>
-            <w:proofErr w:type="spellStart"/>
-            <w:r>
-              <w:t>phân</w:t>
-            </w:r>
-            <w:proofErr w:type="spellEnd"/>
-            <w:r>
-              <w:t xml:space="preserve"> </w:t>
-            </w:r>
-            <w:proofErr w:type="spellStart"/>
-            <w:r>
-              <w:t>công</w:t>
-            </w:r>
-            <w:proofErr w:type="spellEnd"/>
-          </w:p>
-        </w:tc>
-      </w:tr>
-      <w:tr>
-        <w:tc>
-          <w:tcPr>
-            <w:tcW w:w="2263" w:type="dxa"/>
-            <w:vAlign w:val="center"/>
-          </w:tcPr>
-          <w:p>
-            <w:pPr>
-              <w:rPr>
-                <w:lang w:val="vi-VN"/>
-              </w:rPr>
-            </w:pPr>
-            <w:proofErr w:type="spellStart"/>
-            <w:r>
-              <w:t>Hạn</w:t>
-            </w:r>
-            <w:proofErr w:type="spellEnd"/>
-            <w:r>
-              <w:t xml:space="preserve"> </w:t>
-            </w:r>
-            <w:proofErr w:type="spellStart"/>
-            <w:r>
-              <w:t>hoàn</w:t>
-            </w:r>
-            <w:proofErr w:type="spellEnd"/>
-            <w:r>
-              <w:t xml:space="preserve"> </w:t>
-            </w:r>
-            <w:proofErr w:type="spellStart"/>
-            <w:r>
-              <w:t>thành</w:t>
-            </w:r>
-            <w:proofErr w:type="spellEnd"/>
-          </w:p>
-        </w:tc>
-        <w:tc>
-          <w:tcPr>
-            <w:tcW w:w="3119" w:type="dxa"/>
-            <w:vAlign w:val="center"/>
-          </w:tcPr>
-          <w:p>
-            <w:pPr>
-              <w:rPr>
-                <w:lang w:val="vi-VN"/>
-              </w:rPr>
-            </w:pPr>
-            <w:proofErr w:type="spellStart"/>
-            <w:r>
-              <w:t>Ngày</w:t>
-            </w:r>
-            <w:proofErr w:type="spellEnd"/>
-            <w:r>
-              <w:t xml:space="preserve"> </w:t>
-            </w:r>
-            <w:proofErr w:type="spellStart"/>
-            <w:r>
-              <w:t>cuối</w:t>
-            </w:r>
-            <w:proofErr w:type="spellEnd"/>
-            <w:r>
-              <w:t xml:space="preserve"> Sprint</w:t>
+              <w:t>Developer được phân công</w:t>
             </w:r>
           </w:p>
         </w:tc>
@@ -1531,20 +357,9 @@
                 <w:lang w:val="vi-VN"/>
               </w:rPr>
             </w:pPr>
-            <w:proofErr w:type="spellStart"/>
             <w:r>
-              <w:lastRenderedPageBreak/>
-              <w:t>Vị</w:t>
+              <w:t>Hạn hoàn thành</w:t>
             </w:r>
-            <w:proofErr w:type="spellEnd"/>
-            <w:r>
-              <w:t xml:space="preserve"> </w:t>
-            </w:r>
-            <w:proofErr w:type="spellStart"/>
-            <w:r>
-              <w:t>trí</w:t>
-            </w:r>
-            <w:proofErr w:type="spellEnd"/>
           </w:p>
         </w:tc>
         <w:tc>
@@ -1558,21 +373,43 @@
                 <w:lang w:val="vi-VN"/>
               </w:rPr>
             </w:pPr>
-            <w:proofErr w:type="spellStart"/>
             <w:r>
-              <w:t>Đầu</w:t>
+              <w:t>Ngày cuối Sprint</w:t>
             </w:r>
-            <w:proofErr w:type="spellEnd"/>
+          </w:p>
+        </w:tc>
+      </w:tr>
+      <w:tr>
+        <w:tc>
+          <w:tcPr>
+            <w:tcW w:w="2263" w:type="dxa"/>
+            <w:vAlign w:val="center"/>
+          </w:tcPr>
+          <w:p>
+            <w:pPr>
+              <w:rPr>
+                <w:lang w:val="vi-VN"/>
+              </w:rPr>
+            </w:pPr>
             <w:r>
-              <w:t xml:space="preserve"> </w:t>
+              <w:lastRenderedPageBreak/>
+              <w:t>Vị trí</w:t>
             </w:r>
-            <w:proofErr w:type="spellStart"/>
+          </w:p>
+        </w:tc>
+        <w:tc>
+          <w:tcPr>
+            <w:tcW w:w="3119" w:type="dxa"/>
+            <w:vAlign w:val="center"/>
+          </w:tcPr>
+          <w:p>
+            <w:pPr>
+              <w:rPr>
+                <w:lang w:val="vi-VN"/>
+              </w:rPr>
+            </w:pPr>
             <w:r>
-              <w:t>cột</w:t>
-            </w:r>
-            <w:proofErr w:type="spellEnd"/>
-            <w:r>
-              <w:t xml:space="preserve"> Sprint Backlog</w:t>
+              <w:t>Đầu cột Sprint Backlog</w:t>
             </w:r>
           </w:p>
         </w:tc>
@@ -1585,7 +422,45 @@
         </w:rPr>
       </w:pPr>
     </w:p>
-    <w:p/>
+    <w:p>
+      <w:r>
+        <w:drawing>
+          <wp:inline distT="0" distB="0" distL="0" distR="0" wp14:anchorId="4F825BD6" wp14:editId="08A43B0C">
+            <wp:extent cx="5943600" cy="3234690"/>
+            <wp:effectExtent l="0" t="0" r="0" b="3810"/>
+            <wp:docPr id="478224564" name="Picture 1"/>
+            <wp:cNvGraphicFramePr>
+              <a:graphicFrameLocks xmlns:a="http://schemas.openxmlformats.org/drawingml/2006/main" noChangeAspect="1"/>
+            </wp:cNvGraphicFramePr>
+            <a:graphic xmlns:a="http://schemas.openxmlformats.org/drawingml/2006/main">
+              <a:graphicData uri="http://schemas.openxmlformats.org/drawingml/2006/picture">
+                <pic:pic xmlns:pic="http://schemas.openxmlformats.org/drawingml/2006/picture">
+                  <pic:nvPicPr>
+                    <pic:cNvPr id="478224564" name=""/>
+                    <pic:cNvPicPr/>
+                  </pic:nvPicPr>
+                  <pic:blipFill>
+                    <a:blip r:embed="rId5"/>
+                    <a:stretch>
+                      <a:fillRect/>
+                    </a:stretch>
+                  </pic:blipFill>
+                  <pic:spPr>
+                    <a:xfrm>
+                      <a:off x="0" y="0"/>
+                      <a:ext cx="5943600" cy="3234690"/>
+                    </a:xfrm>
+                    <a:prstGeom prst="rect">
+                      <a:avLst/>
+                    </a:prstGeom>
+                  </pic:spPr>
+                </pic:pic>
+              </a:graphicData>
+            </a:graphic>
+          </wp:inline>
+        </w:drawing>
+      </w:r>
+    </w:p>
     <w:sectPr>
       <w:pgSz w:w="12240" w:h="15840"/>
       <w:pgMar w:top="1440" w:right="1440" w:bottom="1440" w:left="1440" w:header="708" w:footer="708" w:gutter="0"/>
@@ -4644,6 +3519,7 @@
   <w:style w:type="character" w:default="1" w:styleId="DefaultParagraphFont">
     <w:name w:val="Default Paragraph Font"/>
     <w:uiPriority w:val="1"/>
+    <w:semiHidden/>
     <w:unhideWhenUsed/>
   </w:style>
   <w:style w:type="table" w:default="1" w:styleId="TableNormal">
